--- a/public/examples/samples/chem-pre.docx
+++ b/public/examples/samples/chem-pre.docx
@@ -239,7 +239,7 @@
               </w:rPr>
               <w:t xml:space="preserve">🔎 Google 이미지 검색: </w:t>
             </w:r>
-            <w:hyperlink w:history="1" r:id="rId0cel99b1ffst71feu_wmt">
+            <w:hyperlink w:history="1" r:id="rIdfqubppju0ihdlgyhkvetp">
               <w:r>
                 <w:rPr>
                   <w:rFonts w:ascii="Malgun Gothic" w:cs="Malgun Gothic" w:eastAsia="Malgun Gothic" w:hAnsi="Malgun Gothic"/>
